--- a/docs/developpement/phases/word/PHASE_59_STOCK_DES_EMBALLAGES.docx
+++ b/docs/developpement/phases/word/PHASE_59_STOCK_DES_EMBALLAGES.docx
@@ -20,7 +20,7 @@
       <w:r>
         <w:t xml:space="preserve">FlaiX Expert · dossier de développement · généré le 2026-10-19 depuis le dépôt </w:t>
       </w:r>
-      <w:hyperlink w:history="1" r:id="rIdg0o3jup--ye8kuzeyw3xu">
+      <w:hyperlink w:history="1" r:id="rIdvlwxl6jifpchnnymfwctl">
         <w:r>
           <w:rPr>
             <w:rStyle w:val="Hyperlink"/>
@@ -397,7 +397,7 @@
           <w:numId w:val="2"/>
         </w:numPr>
       </w:pPr>
-      <w:hyperlink w:history="1" r:id="rIdovzo7_ezapzxb1ndslqno">
+      <w:hyperlink w:history="1" r:id="rIddxhzszaqwn1186ll7xl-p">
         <w:r>
           <w:rPr>
             <w:rStyle w:val="Hyperlink"/>
@@ -445,7 +445,7 @@
       <w:r>
         <w:t xml:space="preserve"> — créé — </w:t>
       </w:r>
-      <w:hyperlink w:history="1" r:id="rIdglu_yue8tqyop-nfvs2al">
+      <w:hyperlink w:history="1" r:id="rIddh73zxykhxhdszxrtcjfo">
         <w:r>
           <w:rPr>
             <w:rStyle w:val="Hyperlink"/>
@@ -482,7 +482,7 @@
       <w:r>
         <w:t xml:space="preserve"> — modifié — </w:t>
       </w:r>
-      <w:hyperlink w:history="1" r:id="rIdgoe_ycajadmfrbzbvuwfa">
+      <w:hyperlink w:history="1" r:id="rIddzl--e8akiz993tkjtrxv">
         <w:r>
           <w:rPr>
             <w:rStyle w:val="Hyperlink"/>
@@ -519,7 +519,7 @@
       <w:r>
         <w:t xml:space="preserve"> — modifié — </w:t>
       </w:r>
-      <w:hyperlink w:history="1" r:id="rIdftoa0byzjwnzre2fgxbps">
+      <w:hyperlink w:history="1" r:id="rIdb8xauz3zv8-gt4q21fgg8">
         <w:r>
           <w:rPr>
             <w:rStyle w:val="Hyperlink"/>
@@ -548,7 +548,7 @@
       <w:r>
         <w:t xml:space="preserve"> — modifié — </w:t>
       </w:r>
-      <w:hyperlink w:history="1" r:id="rIdlaz8oinn8sf-k-hbilyw9">
+      <w:hyperlink w:history="1" r:id="rId2kan04pjaq1ik1x0mpwmd">
         <w:r>
           <w:rPr>
             <w:rStyle w:val="Hyperlink"/>
@@ -577,7 +577,7 @@
       <w:r>
         <w:t xml:space="preserve"> — modifié — </w:t>
       </w:r>
-      <w:hyperlink w:history="1" r:id="rId1atsbemjix5_phzregfls">
+      <w:hyperlink w:history="1" r:id="rId2r2kvcmy7n7qng7lnhc5l">
         <w:r>
           <w:rPr>
             <w:rStyle w:val="Hyperlink"/>
@@ -614,7 +614,7 @@
       <w:r>
         <w:t xml:space="preserve"> — modifié — </w:t>
       </w:r>
-      <w:hyperlink w:history="1" r:id="rIdiexwvwedudkpwhba882dk">
+      <w:hyperlink w:history="1" r:id="rIdio_h1ifgtyuemdp2e94pi">
         <w:r>
           <w:rPr>
             <w:rStyle w:val="Hyperlink"/>
@@ -643,7 +643,7 @@
       <w:r>
         <w:t xml:space="preserve"> — modifié — </w:t>
       </w:r>
-      <w:hyperlink w:history="1" r:id="rIdqncpo16nfoetpapc5g_tx">
+      <w:hyperlink w:history="1" r:id="rIdmcqqpu7wzypyqrf2egc0n">
         <w:r>
           <w:rPr>
             <w:rStyle w:val="Hyperlink"/>
@@ -680,7 +680,7 @@
       <w:r>
         <w:t xml:space="preserve"> — modifié — </w:t>
       </w:r>
-      <w:hyperlink w:history="1" r:id="rIdfurk-srbm9pqdp-dzhjtu">
+      <w:hyperlink w:history="1" r:id="rIdv6rgfqbbencxl67pao8yv">
         <w:r>
           <w:rPr>
             <w:rStyle w:val="Hyperlink"/>
@@ -709,7 +709,7 @@
       <w:r>
         <w:t xml:space="preserve"> — modifié — </w:t>
       </w:r>
-      <w:hyperlink w:history="1" r:id="rId4e5tm85o_5mihulxa_yqk">
+      <w:hyperlink w:history="1" r:id="rIdceqwwidj6ketsgox4ulhj">
         <w:r>
           <w:rPr>
             <w:rStyle w:val="Hyperlink"/>
@@ -738,7 +738,7 @@
       <w:r>
         <w:t xml:space="preserve"> — modifié — </w:t>
       </w:r>
-      <w:hyperlink w:history="1" r:id="rIdzgjdrkkjacau91gdpfinv">
+      <w:hyperlink w:history="1" r:id="rIdtsux3o8zeyfy0dyqoa6yt">
         <w:r>
           <w:rPr>
             <w:rStyle w:val="Hyperlink"/>

--- a/docs/developpement/phases/word/PHASE_59_STOCK_DES_EMBALLAGES.docx
+++ b/docs/developpement/phases/word/PHASE_59_STOCK_DES_EMBALLAGES.docx
@@ -20,7 +20,7 @@
       <w:r>
         <w:t xml:space="preserve">FlaiX Expert · dossier de développement · généré le 2026-10-19 depuis le dépôt </w:t>
       </w:r>
-      <w:hyperlink w:history="1" r:id="rIdvlwxl6jifpchnnymfwctl">
+      <w:hyperlink w:history="1" r:id="rIdf53gy-8go2brgbkg7mopf">
         <w:r>
           <w:rPr>
             <w:rStyle w:val="Hyperlink"/>
@@ -397,7 +397,7 @@
           <w:numId w:val="2"/>
         </w:numPr>
       </w:pPr>
-      <w:hyperlink w:history="1" r:id="rIddxhzszaqwn1186ll7xl-p">
+      <w:hyperlink w:history="1" r:id="rIdy_r-d-qctf4fhocy9y39u">
         <w:r>
           <w:rPr>
             <w:rStyle w:val="Hyperlink"/>
@@ -445,7 +445,7 @@
       <w:r>
         <w:t xml:space="preserve"> — créé — </w:t>
       </w:r>
-      <w:hyperlink w:history="1" r:id="rIddh73zxykhxhdszxrtcjfo">
+      <w:hyperlink w:history="1" r:id="rIdipecvohx4zbs49euxwyly">
         <w:r>
           <w:rPr>
             <w:rStyle w:val="Hyperlink"/>
@@ -482,7 +482,7 @@
       <w:r>
         <w:t xml:space="preserve"> — modifié — </w:t>
       </w:r>
-      <w:hyperlink w:history="1" r:id="rIddzl--e8akiz993tkjtrxv">
+      <w:hyperlink w:history="1" r:id="rIdvzbuhisoiplltyk476mmb">
         <w:r>
           <w:rPr>
             <w:rStyle w:val="Hyperlink"/>
@@ -519,7 +519,7 @@
       <w:r>
         <w:t xml:space="preserve"> — modifié — </w:t>
       </w:r>
-      <w:hyperlink w:history="1" r:id="rIdb8xauz3zv8-gt4q21fgg8">
+      <w:hyperlink w:history="1" r:id="rIdwuyurbxtd1nkgqcrlqwzc">
         <w:r>
           <w:rPr>
             <w:rStyle w:val="Hyperlink"/>
@@ -548,7 +548,7 @@
       <w:r>
         <w:t xml:space="preserve"> — modifié — </w:t>
       </w:r>
-      <w:hyperlink w:history="1" r:id="rId2kan04pjaq1ik1x0mpwmd">
+      <w:hyperlink w:history="1" r:id="rIdbbvql-njhlexserf6pmcs">
         <w:r>
           <w:rPr>
             <w:rStyle w:val="Hyperlink"/>
@@ -577,7 +577,7 @@
       <w:r>
         <w:t xml:space="preserve"> — modifié — </w:t>
       </w:r>
-      <w:hyperlink w:history="1" r:id="rId2r2kvcmy7n7qng7lnhc5l">
+      <w:hyperlink w:history="1" r:id="rIdhvu6nome83llrrp4enfwe">
         <w:r>
           <w:rPr>
             <w:rStyle w:val="Hyperlink"/>
@@ -614,7 +614,7 @@
       <w:r>
         <w:t xml:space="preserve"> — modifié — </w:t>
       </w:r>
-      <w:hyperlink w:history="1" r:id="rIdio_h1ifgtyuemdp2e94pi">
+      <w:hyperlink w:history="1" r:id="rIdnjxnpb9yglqhzjmg7mtul">
         <w:r>
           <w:rPr>
             <w:rStyle w:val="Hyperlink"/>
@@ -643,7 +643,7 @@
       <w:r>
         <w:t xml:space="preserve"> — modifié — </w:t>
       </w:r>
-      <w:hyperlink w:history="1" r:id="rIdmcqqpu7wzypyqrf2egc0n">
+      <w:hyperlink w:history="1" r:id="rIdxnb8ko2zr_oef_f9fenbs">
         <w:r>
           <w:rPr>
             <w:rStyle w:val="Hyperlink"/>
@@ -680,7 +680,7 @@
       <w:r>
         <w:t xml:space="preserve"> — modifié — </w:t>
       </w:r>
-      <w:hyperlink w:history="1" r:id="rIdv6rgfqbbencxl67pao8yv">
+      <w:hyperlink w:history="1" r:id="rIdwnfhv6lfpkvgge-3mqeoy">
         <w:r>
           <w:rPr>
             <w:rStyle w:val="Hyperlink"/>
@@ -709,7 +709,7 @@
       <w:r>
         <w:t xml:space="preserve"> — modifié — </w:t>
       </w:r>
-      <w:hyperlink w:history="1" r:id="rIdceqwwidj6ketsgox4ulhj">
+      <w:hyperlink w:history="1" r:id="rIdxguz_lugg_xnxx0tq0a1c">
         <w:r>
           <w:rPr>
             <w:rStyle w:val="Hyperlink"/>
@@ -738,7 +738,7 @@
       <w:r>
         <w:t xml:space="preserve"> — modifié — </w:t>
       </w:r>
-      <w:hyperlink w:history="1" r:id="rIdtsux3o8zeyfy0dyqoa6yt">
+      <w:hyperlink w:history="1" r:id="rIdu_agaw9bwyb43p0nxqimw">
         <w:r>
           <w:rPr>
             <w:rStyle w:val="Hyperlink"/>

--- a/docs/developpement/phases/word/PHASE_59_STOCK_DES_EMBALLAGES.docx
+++ b/docs/developpement/phases/word/PHASE_59_STOCK_DES_EMBALLAGES.docx
@@ -20,7 +20,7 @@
       <w:r>
         <w:t xml:space="preserve">FlaiX Expert · dossier de développement · généré le 2026-10-19 depuis le dépôt </w:t>
       </w:r>
-      <w:hyperlink w:history="1" r:id="rIdf53gy-8go2brgbkg7mopf">
+      <w:hyperlink w:history="1" r:id="rIdtk3ooidwmazobcd4-vlrz">
         <w:r>
           <w:rPr>
             <w:rStyle w:val="Hyperlink"/>
@@ -397,7 +397,7 @@
           <w:numId w:val="2"/>
         </w:numPr>
       </w:pPr>
-      <w:hyperlink w:history="1" r:id="rIdy_r-d-qctf4fhocy9y39u">
+      <w:hyperlink w:history="1" r:id="rIdlnl5otqfxkjdnh_jo4kzk">
         <w:r>
           <w:rPr>
             <w:rStyle w:val="Hyperlink"/>
@@ -445,7 +445,7 @@
       <w:r>
         <w:t xml:space="preserve"> — créé — </w:t>
       </w:r>
-      <w:hyperlink w:history="1" r:id="rIdipecvohx4zbs49euxwyly">
+      <w:hyperlink w:history="1" r:id="rIdqpwugkgg95fpdklefvcty">
         <w:r>
           <w:rPr>
             <w:rStyle w:val="Hyperlink"/>
@@ -482,7 +482,7 @@
       <w:r>
         <w:t xml:space="preserve"> — modifié — </w:t>
       </w:r>
-      <w:hyperlink w:history="1" r:id="rIdvzbuhisoiplltyk476mmb">
+      <w:hyperlink w:history="1" r:id="rIdxre-tt_8ttfi-yuoaxb53">
         <w:r>
           <w:rPr>
             <w:rStyle w:val="Hyperlink"/>
@@ -519,7 +519,7 @@
       <w:r>
         <w:t xml:space="preserve"> — modifié — </w:t>
       </w:r>
-      <w:hyperlink w:history="1" r:id="rIdwuyurbxtd1nkgqcrlqwzc">
+      <w:hyperlink w:history="1" r:id="rIdodr67g-zvphfxzwnq96sr">
         <w:r>
           <w:rPr>
             <w:rStyle w:val="Hyperlink"/>
@@ -548,7 +548,7 @@
       <w:r>
         <w:t xml:space="preserve"> — modifié — </w:t>
       </w:r>
-      <w:hyperlink w:history="1" r:id="rIdbbvql-njhlexserf6pmcs">
+      <w:hyperlink w:history="1" r:id="rId4xj1lf_5txh_smg1oa9ha">
         <w:r>
           <w:rPr>
             <w:rStyle w:val="Hyperlink"/>
@@ -577,7 +577,7 @@
       <w:r>
         <w:t xml:space="preserve"> — modifié — </w:t>
       </w:r>
-      <w:hyperlink w:history="1" r:id="rIdhvu6nome83llrrp4enfwe">
+      <w:hyperlink w:history="1" r:id="rIds_pt6fljejeu6svlsj402">
         <w:r>
           <w:rPr>
             <w:rStyle w:val="Hyperlink"/>
@@ -614,7 +614,7 @@
       <w:r>
         <w:t xml:space="preserve"> — modifié — </w:t>
       </w:r>
-      <w:hyperlink w:history="1" r:id="rIdnjxnpb9yglqhzjmg7mtul">
+      <w:hyperlink w:history="1" r:id="rIdy4nnvgsvt9qkjhvg5w2bx">
         <w:r>
           <w:rPr>
             <w:rStyle w:val="Hyperlink"/>
@@ -643,7 +643,7 @@
       <w:r>
         <w:t xml:space="preserve"> — modifié — </w:t>
       </w:r>
-      <w:hyperlink w:history="1" r:id="rIdxnb8ko2zr_oef_f9fenbs">
+      <w:hyperlink w:history="1" r:id="rIdotw_6kedgg8buydyxvqo4">
         <w:r>
           <w:rPr>
             <w:rStyle w:val="Hyperlink"/>
@@ -680,7 +680,7 @@
       <w:r>
         <w:t xml:space="preserve"> — modifié — </w:t>
       </w:r>
-      <w:hyperlink w:history="1" r:id="rIdwnfhv6lfpkvgge-3mqeoy">
+      <w:hyperlink w:history="1" r:id="rId34n_sftqh08_r3uxe1zkd">
         <w:r>
           <w:rPr>
             <w:rStyle w:val="Hyperlink"/>
@@ -709,7 +709,7 @@
       <w:r>
         <w:t xml:space="preserve"> — modifié — </w:t>
       </w:r>
-      <w:hyperlink w:history="1" r:id="rIdxguz_lugg_xnxx0tq0a1c">
+      <w:hyperlink w:history="1" r:id="rIdjmgdddx-dshzue9ormedp">
         <w:r>
           <w:rPr>
             <w:rStyle w:val="Hyperlink"/>
@@ -738,7 +738,7 @@
       <w:r>
         <w:t xml:space="preserve"> — modifié — </w:t>
       </w:r>
-      <w:hyperlink w:history="1" r:id="rIdu_agaw9bwyb43p0nxqimw">
+      <w:hyperlink w:history="1" r:id="rIdew1jijhpdpgpfzerplulu">
         <w:r>
           <w:rPr>
             <w:rStyle w:val="Hyperlink"/>

--- a/docs/developpement/phases/word/PHASE_59_STOCK_DES_EMBALLAGES.docx
+++ b/docs/developpement/phases/word/PHASE_59_STOCK_DES_EMBALLAGES.docx
@@ -20,7 +20,7 @@
       <w:r>
         <w:t xml:space="preserve">FlaiX Expert · dossier de développement · généré le 2026-10-19 depuis le dépôt </w:t>
       </w:r>
-      <w:hyperlink w:history="1" r:id="rIdtk3ooidwmazobcd4-vlrz">
+      <w:hyperlink w:history="1" r:id="rIdm7d1wemwdv10ba1ngd4ua">
         <w:r>
           <w:rPr>
             <w:rStyle w:val="Hyperlink"/>
@@ -397,7 +397,7 @@
           <w:numId w:val="2"/>
         </w:numPr>
       </w:pPr>
-      <w:hyperlink w:history="1" r:id="rIdlnl5otqfxkjdnh_jo4kzk">
+      <w:hyperlink w:history="1" r:id="rIdtmj4vj8ydjqghuajats55">
         <w:r>
           <w:rPr>
             <w:rStyle w:val="Hyperlink"/>
@@ -445,7 +445,7 @@
       <w:r>
         <w:t xml:space="preserve"> — créé — </w:t>
       </w:r>
-      <w:hyperlink w:history="1" r:id="rIdqpwugkgg95fpdklefvcty">
+      <w:hyperlink w:history="1" r:id="rIdvaqaiabsbuarvaha9xlgq">
         <w:r>
           <w:rPr>
             <w:rStyle w:val="Hyperlink"/>
@@ -482,7 +482,7 @@
       <w:r>
         <w:t xml:space="preserve"> — modifié — </w:t>
       </w:r>
-      <w:hyperlink w:history="1" r:id="rIdxre-tt_8ttfi-yuoaxb53">
+      <w:hyperlink w:history="1" r:id="rIdyi1tlsutfdnf2eg6hlowv">
         <w:r>
           <w:rPr>
             <w:rStyle w:val="Hyperlink"/>
@@ -519,7 +519,7 @@
       <w:r>
         <w:t xml:space="preserve"> — modifié — </w:t>
       </w:r>
-      <w:hyperlink w:history="1" r:id="rIdodr67g-zvphfxzwnq96sr">
+      <w:hyperlink w:history="1" r:id="rIdoxvtsbuv0wenwirduozye">
         <w:r>
           <w:rPr>
             <w:rStyle w:val="Hyperlink"/>
@@ -548,7 +548,7 @@
       <w:r>
         <w:t xml:space="preserve"> — modifié — </w:t>
       </w:r>
-      <w:hyperlink w:history="1" r:id="rId4xj1lf_5txh_smg1oa9ha">
+      <w:hyperlink w:history="1" r:id="rIdgpbi0phoj_u87du16mshu">
         <w:r>
           <w:rPr>
             <w:rStyle w:val="Hyperlink"/>
@@ -577,7 +577,7 @@
       <w:r>
         <w:t xml:space="preserve"> — modifié — </w:t>
       </w:r>
-      <w:hyperlink w:history="1" r:id="rIds_pt6fljejeu6svlsj402">
+      <w:hyperlink w:history="1" r:id="rIdvwy1aiazqui8abvksae6t">
         <w:r>
           <w:rPr>
             <w:rStyle w:val="Hyperlink"/>
@@ -614,7 +614,7 @@
       <w:r>
         <w:t xml:space="preserve"> — modifié — </w:t>
       </w:r>
-      <w:hyperlink w:history="1" r:id="rIdy4nnvgsvt9qkjhvg5w2bx">
+      <w:hyperlink w:history="1" r:id="rIdeib28hxklmlwcv6yrqmip">
         <w:r>
           <w:rPr>
             <w:rStyle w:val="Hyperlink"/>
@@ -643,7 +643,7 @@
       <w:r>
         <w:t xml:space="preserve"> — modifié — </w:t>
       </w:r>
-      <w:hyperlink w:history="1" r:id="rIdotw_6kedgg8buydyxvqo4">
+      <w:hyperlink w:history="1" r:id="rIdgr8jiwyupimwbftmvt-9_">
         <w:r>
           <w:rPr>
             <w:rStyle w:val="Hyperlink"/>
@@ -680,7 +680,7 @@
       <w:r>
         <w:t xml:space="preserve"> — modifié — </w:t>
       </w:r>
-      <w:hyperlink w:history="1" r:id="rId34n_sftqh08_r3uxe1zkd">
+      <w:hyperlink w:history="1" r:id="rIdayu6jfgdcfl0za8sesvgq">
         <w:r>
           <w:rPr>
             <w:rStyle w:val="Hyperlink"/>
@@ -709,7 +709,7 @@
       <w:r>
         <w:t xml:space="preserve"> — modifié — </w:t>
       </w:r>
-      <w:hyperlink w:history="1" r:id="rIdjmgdddx-dshzue9ormedp">
+      <w:hyperlink w:history="1" r:id="rIdacmvaqbvgcq3dv4imhxur">
         <w:r>
           <w:rPr>
             <w:rStyle w:val="Hyperlink"/>
@@ -738,7 +738,7 @@
       <w:r>
         <w:t xml:space="preserve"> — modifié — </w:t>
       </w:r>
-      <w:hyperlink w:history="1" r:id="rIdew1jijhpdpgpfzerplulu">
+      <w:hyperlink w:history="1" r:id="rIdhy5dj6njf-sjkh-wv-t4v">
         <w:r>
           <w:rPr>
             <w:rStyle w:val="Hyperlink"/>

--- a/docs/developpement/phases/word/PHASE_59_STOCK_DES_EMBALLAGES.docx
+++ b/docs/developpement/phases/word/PHASE_59_STOCK_DES_EMBALLAGES.docx
@@ -18,9 +18,9 @@
         <w:shd w:fill="F6F3FF" w:color="auto" w:val="clear"/>
       </w:pPr>
       <w:r>
-        <w:t xml:space="preserve">FlaiX Expert · dossier de développement · généré le 2026-10-19 depuis le dépôt </w:t>
-      </w:r>
-      <w:hyperlink w:history="1" r:id="rIdm7d1wemwdv10ba1ngd4ua">
+        <w:t xml:space="preserve">FlaiX Expert · dossier de développement · généré le 2026-10-21 depuis le dépôt </w:t>
+      </w:r>
+      <w:hyperlink w:history="1" r:id="rIdql4ywsiwwudwa8qkiufpo">
         <w:r>
           <w:rPr>
             <w:rStyle w:val="Hyperlink"/>
@@ -397,7 +397,7 @@
           <w:numId w:val="2"/>
         </w:numPr>
       </w:pPr>
-      <w:hyperlink w:history="1" r:id="rIdtmj4vj8ydjqghuajats55">
+      <w:hyperlink w:history="1" r:id="rIddzekrovhz0k2g3zxa6kb4">
         <w:r>
           <w:rPr>
             <w:rStyle w:val="Hyperlink"/>
@@ -445,7 +445,7 @@
       <w:r>
         <w:t xml:space="preserve"> — créé — </w:t>
       </w:r>
-      <w:hyperlink w:history="1" r:id="rIdvaqaiabsbuarvaha9xlgq">
+      <w:hyperlink w:history="1" r:id="rIdco9sc0j7i1tjdi1cppoxu">
         <w:r>
           <w:rPr>
             <w:rStyle w:val="Hyperlink"/>
@@ -482,7 +482,7 @@
       <w:r>
         <w:t xml:space="preserve"> — modifié — </w:t>
       </w:r>
-      <w:hyperlink w:history="1" r:id="rIdyi1tlsutfdnf2eg6hlowv">
+      <w:hyperlink w:history="1" r:id="rId6d3ztebeshm_x8ffblfv7">
         <w:r>
           <w:rPr>
             <w:rStyle w:val="Hyperlink"/>
@@ -519,7 +519,7 @@
       <w:r>
         <w:t xml:space="preserve"> — modifié — </w:t>
       </w:r>
-      <w:hyperlink w:history="1" r:id="rIdoxvtsbuv0wenwirduozye">
+      <w:hyperlink w:history="1" r:id="rIdxnnvuhdtiwdku-sbvtlrl">
         <w:r>
           <w:rPr>
             <w:rStyle w:val="Hyperlink"/>
@@ -548,7 +548,7 @@
       <w:r>
         <w:t xml:space="preserve"> — modifié — </w:t>
       </w:r>
-      <w:hyperlink w:history="1" r:id="rIdgpbi0phoj_u87du16mshu">
+      <w:hyperlink w:history="1" r:id="rIdm_zkcletm9o6ty9nwqwkn">
         <w:r>
           <w:rPr>
             <w:rStyle w:val="Hyperlink"/>
@@ -577,7 +577,7 @@
       <w:r>
         <w:t xml:space="preserve"> — modifié — </w:t>
       </w:r>
-      <w:hyperlink w:history="1" r:id="rIdvwy1aiazqui8abvksae6t">
+      <w:hyperlink w:history="1" r:id="rIdq2fbuz-nhqxkhbsptghtq">
         <w:r>
           <w:rPr>
             <w:rStyle w:val="Hyperlink"/>
@@ -614,7 +614,7 @@
       <w:r>
         <w:t xml:space="preserve"> — modifié — </w:t>
       </w:r>
-      <w:hyperlink w:history="1" r:id="rIdeib28hxklmlwcv6yrqmip">
+      <w:hyperlink w:history="1" r:id="rIdyk-pmhijsmevxt8izl_ke">
         <w:r>
           <w:rPr>
             <w:rStyle w:val="Hyperlink"/>
@@ -643,7 +643,7 @@
       <w:r>
         <w:t xml:space="preserve"> — modifié — </w:t>
       </w:r>
-      <w:hyperlink w:history="1" r:id="rIdgr8jiwyupimwbftmvt-9_">
+      <w:hyperlink w:history="1" r:id="rIdthwslhz2dj3wfa9xd8vrg">
         <w:r>
           <w:rPr>
             <w:rStyle w:val="Hyperlink"/>
@@ -680,7 +680,7 @@
       <w:r>
         <w:t xml:space="preserve"> — modifié — </w:t>
       </w:r>
-      <w:hyperlink w:history="1" r:id="rIdayu6jfgdcfl0za8sesvgq">
+      <w:hyperlink w:history="1" r:id="rIdvwoc6wje92u9qnzx_iowq">
         <w:r>
           <w:rPr>
             <w:rStyle w:val="Hyperlink"/>
@@ -709,7 +709,7 @@
       <w:r>
         <w:t xml:space="preserve"> — modifié — </w:t>
       </w:r>
-      <w:hyperlink w:history="1" r:id="rIdacmvaqbvgcq3dv4imhxur">
+      <w:hyperlink w:history="1" r:id="rIdmehnrvfaloiqhzndimld4">
         <w:r>
           <w:rPr>
             <w:rStyle w:val="Hyperlink"/>
@@ -738,7 +738,7 @@
       <w:r>
         <w:t xml:space="preserve"> — modifié — </w:t>
       </w:r>
-      <w:hyperlink w:history="1" r:id="rIdhy5dj6njf-sjkh-wv-t4v">
+      <w:hyperlink w:history="1" r:id="rIdsbitwz9cqpm19sw3peqfv">
         <w:r>
           <w:rPr>
             <w:rStyle w:val="Hyperlink"/>

--- a/docs/developpement/phases/word/PHASE_59_STOCK_DES_EMBALLAGES.docx
+++ b/docs/developpement/phases/word/PHASE_59_STOCK_DES_EMBALLAGES.docx
@@ -20,7 +20,7 @@
       <w:r>
         <w:t xml:space="preserve">FlaiX Expert · dossier de développement · généré le 2026-10-21 depuis le dépôt </w:t>
       </w:r>
-      <w:hyperlink w:history="1" r:id="rIdql4ywsiwwudwa8qkiufpo">
+      <w:hyperlink w:history="1" r:id="rId5ezrq7_ghzildzn4lslnk">
         <w:r>
           <w:rPr>
             <w:rStyle w:val="Hyperlink"/>
@@ -397,7 +397,7 @@
           <w:numId w:val="2"/>
         </w:numPr>
       </w:pPr>
-      <w:hyperlink w:history="1" r:id="rIddzekrovhz0k2g3zxa6kb4">
+      <w:hyperlink w:history="1" r:id="rIdbpjsj33u-i_oj2igxxj1l">
         <w:r>
           <w:rPr>
             <w:rStyle w:val="Hyperlink"/>
@@ -445,7 +445,7 @@
       <w:r>
         <w:t xml:space="preserve"> — créé — </w:t>
       </w:r>
-      <w:hyperlink w:history="1" r:id="rIdco9sc0j7i1tjdi1cppoxu">
+      <w:hyperlink w:history="1" r:id="rIdddrme2elakk1vbewiop7-">
         <w:r>
           <w:rPr>
             <w:rStyle w:val="Hyperlink"/>
@@ -482,7 +482,7 @@
       <w:r>
         <w:t xml:space="preserve"> — modifié — </w:t>
       </w:r>
-      <w:hyperlink w:history="1" r:id="rId6d3ztebeshm_x8ffblfv7">
+      <w:hyperlink w:history="1" r:id="rIduqlta4w_qp7g6zqfugqr1">
         <w:r>
           <w:rPr>
             <w:rStyle w:val="Hyperlink"/>
@@ -519,7 +519,7 @@
       <w:r>
         <w:t xml:space="preserve"> — modifié — </w:t>
       </w:r>
-      <w:hyperlink w:history="1" r:id="rIdxnnvuhdtiwdku-sbvtlrl">
+      <w:hyperlink w:history="1" r:id="rId8zvpvr3shlvvng1o2ipou">
         <w:r>
           <w:rPr>
             <w:rStyle w:val="Hyperlink"/>
@@ -548,7 +548,7 @@
       <w:r>
         <w:t xml:space="preserve"> — modifié — </w:t>
       </w:r>
-      <w:hyperlink w:history="1" r:id="rIdm_zkcletm9o6ty9nwqwkn">
+      <w:hyperlink w:history="1" r:id="rIdxf1t7lwbn2cmtuqk_lleu">
         <w:r>
           <w:rPr>
             <w:rStyle w:val="Hyperlink"/>
@@ -577,7 +577,7 @@
       <w:r>
         <w:t xml:space="preserve"> — modifié — </w:t>
       </w:r>
-      <w:hyperlink w:history="1" r:id="rIdq2fbuz-nhqxkhbsptghtq">
+      <w:hyperlink w:history="1" r:id="rIdddu2s2kzw7thks6gol3nz">
         <w:r>
           <w:rPr>
             <w:rStyle w:val="Hyperlink"/>
@@ -614,7 +614,7 @@
       <w:r>
         <w:t xml:space="preserve"> — modifié — </w:t>
       </w:r>
-      <w:hyperlink w:history="1" r:id="rIdyk-pmhijsmevxt8izl_ke">
+      <w:hyperlink w:history="1" r:id="rIdzyebu3ghsyfdley1tseuf">
         <w:r>
           <w:rPr>
             <w:rStyle w:val="Hyperlink"/>
@@ -643,7 +643,7 @@
       <w:r>
         <w:t xml:space="preserve"> — modifié — </w:t>
       </w:r>
-      <w:hyperlink w:history="1" r:id="rIdthwslhz2dj3wfa9xd8vrg">
+      <w:hyperlink w:history="1" r:id="rIdo2gznqzvc83odo1uronvb">
         <w:r>
           <w:rPr>
             <w:rStyle w:val="Hyperlink"/>
@@ -680,7 +680,7 @@
       <w:r>
         <w:t xml:space="preserve"> — modifié — </w:t>
       </w:r>
-      <w:hyperlink w:history="1" r:id="rIdvwoc6wje92u9qnzx_iowq">
+      <w:hyperlink w:history="1" r:id="rIdqfogalndzxt2l1lxfpbjx">
         <w:r>
           <w:rPr>
             <w:rStyle w:val="Hyperlink"/>
@@ -709,7 +709,7 @@
       <w:r>
         <w:t xml:space="preserve"> — modifié — </w:t>
       </w:r>
-      <w:hyperlink w:history="1" r:id="rIdmehnrvfaloiqhzndimld4">
+      <w:hyperlink w:history="1" r:id="rId5e7kfa8a7q8b3pleiyhv-">
         <w:r>
           <w:rPr>
             <w:rStyle w:val="Hyperlink"/>
@@ -738,7 +738,7 @@
       <w:r>
         <w:t xml:space="preserve"> — modifié — </w:t>
       </w:r>
-      <w:hyperlink w:history="1" r:id="rIdsbitwz9cqpm19sw3peqfv">
+      <w:hyperlink w:history="1" r:id="rIdwcii_slxcat8hnyef90q8">
         <w:r>
           <w:rPr>
             <w:rStyle w:val="Hyperlink"/>

--- a/docs/developpement/phases/word/PHASE_59_STOCK_DES_EMBALLAGES.docx
+++ b/docs/developpement/phases/word/PHASE_59_STOCK_DES_EMBALLAGES.docx
@@ -18,9 +18,9 @@
         <w:shd w:fill="F6F3FF" w:color="auto" w:val="clear"/>
       </w:pPr>
       <w:r>
-        <w:t xml:space="preserve">FlaiX Expert · dossier de développement · généré le 2026-10-21 depuis le dépôt </w:t>
-      </w:r>
-      <w:hyperlink w:history="1" r:id="rId5ezrq7_ghzildzn4lslnk">
+        <w:t xml:space="preserve">FlaiX Expert · dossier de développement · généré le 2026-10-23 depuis le dépôt </w:t>
+      </w:r>
+      <w:hyperlink w:history="1" r:id="rIdvakgt69hfkuj65xjurn-h">
         <w:r>
           <w:rPr>
             <w:rStyle w:val="Hyperlink"/>
@@ -397,7 +397,7 @@
           <w:numId w:val="2"/>
         </w:numPr>
       </w:pPr>
-      <w:hyperlink w:history="1" r:id="rIdbpjsj33u-i_oj2igxxj1l">
+      <w:hyperlink w:history="1" r:id="rId5ovs9cegdo6uokbghya_u">
         <w:r>
           <w:rPr>
             <w:rStyle w:val="Hyperlink"/>
@@ -445,7 +445,7 @@
       <w:r>
         <w:t xml:space="preserve"> — créé — </w:t>
       </w:r>
-      <w:hyperlink w:history="1" r:id="rIdddrme2elakk1vbewiop7-">
+      <w:hyperlink w:history="1" r:id="rId6sa00kdepvp_rpvetixdv">
         <w:r>
           <w:rPr>
             <w:rStyle w:val="Hyperlink"/>
@@ -482,7 +482,7 @@
       <w:r>
         <w:t xml:space="preserve"> — modifié — </w:t>
       </w:r>
-      <w:hyperlink w:history="1" r:id="rIduqlta4w_qp7g6zqfugqr1">
+      <w:hyperlink w:history="1" r:id="rIds2qvypdwe4-jgfqpsn6pi">
         <w:r>
           <w:rPr>
             <w:rStyle w:val="Hyperlink"/>
@@ -519,7 +519,7 @@
       <w:r>
         <w:t xml:space="preserve"> — modifié — </w:t>
       </w:r>
-      <w:hyperlink w:history="1" r:id="rId8zvpvr3shlvvng1o2ipou">
+      <w:hyperlink w:history="1" r:id="rIdzsy34j4jeokt4styot8ve">
         <w:r>
           <w:rPr>
             <w:rStyle w:val="Hyperlink"/>
@@ -548,7 +548,7 @@
       <w:r>
         <w:t xml:space="preserve"> — modifié — </w:t>
       </w:r>
-      <w:hyperlink w:history="1" r:id="rIdxf1t7lwbn2cmtuqk_lleu">
+      <w:hyperlink w:history="1" r:id="rIdctn1kcluepya2bnphsaqg">
         <w:r>
           <w:rPr>
             <w:rStyle w:val="Hyperlink"/>
@@ -577,7 +577,7 @@
       <w:r>
         <w:t xml:space="preserve"> — modifié — </w:t>
       </w:r>
-      <w:hyperlink w:history="1" r:id="rIdddu2s2kzw7thks6gol3nz">
+      <w:hyperlink w:history="1" r:id="rIdmkd3mlq-0wsagifq4wdsu">
         <w:r>
           <w:rPr>
             <w:rStyle w:val="Hyperlink"/>
@@ -614,7 +614,7 @@
       <w:r>
         <w:t xml:space="preserve"> — modifié — </w:t>
       </w:r>
-      <w:hyperlink w:history="1" r:id="rIdzyebu3ghsyfdley1tseuf">
+      <w:hyperlink w:history="1" r:id="rId6mammczd8nepinubjwzyj">
         <w:r>
           <w:rPr>
             <w:rStyle w:val="Hyperlink"/>
@@ -643,7 +643,7 @@
       <w:r>
         <w:t xml:space="preserve"> — modifié — </w:t>
       </w:r>
-      <w:hyperlink w:history="1" r:id="rIdo2gznqzvc83odo1uronvb">
+      <w:hyperlink w:history="1" r:id="rId6jrzmwjms0hjxx73w6bld">
         <w:r>
           <w:rPr>
             <w:rStyle w:val="Hyperlink"/>
@@ -680,7 +680,7 @@
       <w:r>
         <w:t xml:space="preserve"> — modifié — </w:t>
       </w:r>
-      <w:hyperlink w:history="1" r:id="rIdqfogalndzxt2l1lxfpbjx">
+      <w:hyperlink w:history="1" r:id="rId6qwy7pe6ozahpx1ptl_xn">
         <w:r>
           <w:rPr>
             <w:rStyle w:val="Hyperlink"/>
@@ -709,7 +709,7 @@
       <w:r>
         <w:t xml:space="preserve"> — modifié — </w:t>
       </w:r>
-      <w:hyperlink w:history="1" r:id="rId5e7kfa8a7q8b3pleiyhv-">
+      <w:hyperlink w:history="1" r:id="rIdmetgttgcuvemwfj5pjosa">
         <w:r>
           <w:rPr>
             <w:rStyle w:val="Hyperlink"/>
@@ -738,7 +738,7 @@
       <w:r>
         <w:t xml:space="preserve"> — modifié — </w:t>
       </w:r>
-      <w:hyperlink w:history="1" r:id="rIdwcii_slxcat8hnyef90q8">
+      <w:hyperlink w:history="1" r:id="rId-wubqzceuk6-mdx7mgtpp">
         <w:r>
           <w:rPr>
             <w:rStyle w:val="Hyperlink"/>

--- a/docs/developpement/phases/word/PHASE_59_STOCK_DES_EMBALLAGES.docx
+++ b/docs/developpement/phases/word/PHASE_59_STOCK_DES_EMBALLAGES.docx
@@ -18,9 +18,9 @@
         <w:shd w:fill="F6F3FF" w:color="auto" w:val="clear"/>
       </w:pPr>
       <w:r>
-        <w:t xml:space="preserve">FlaiX Expert · dossier de développement · généré le 2026-10-23 depuis le dépôt </w:t>
-      </w:r>
-      <w:hyperlink w:history="1" r:id="rIdvakgt69hfkuj65xjurn-h">
+        <w:t xml:space="preserve">FlaiX Expert · dossier de développement · généré le 2026-10-24 depuis le dépôt </w:t>
+      </w:r>
+      <w:hyperlink w:history="1" r:id="rIdjhiy_u-40r6vnbefggwfd">
         <w:r>
           <w:rPr>
             <w:rStyle w:val="Hyperlink"/>
@@ -397,7 +397,7 @@
           <w:numId w:val="2"/>
         </w:numPr>
       </w:pPr>
-      <w:hyperlink w:history="1" r:id="rId5ovs9cegdo6uokbghya_u">
+      <w:hyperlink w:history="1" r:id="rIdvsnrr8-cpdllc4a8lo_6m">
         <w:r>
           <w:rPr>
             <w:rStyle w:val="Hyperlink"/>
@@ -445,7 +445,7 @@
       <w:r>
         <w:t xml:space="preserve"> — créé — </w:t>
       </w:r>
-      <w:hyperlink w:history="1" r:id="rId6sa00kdepvp_rpvetixdv">
+      <w:hyperlink w:history="1" r:id="rIddxbzifiihzfuhcc49jgwl">
         <w:r>
           <w:rPr>
             <w:rStyle w:val="Hyperlink"/>
@@ -482,7 +482,7 @@
       <w:r>
         <w:t xml:space="preserve"> — modifié — </w:t>
       </w:r>
-      <w:hyperlink w:history="1" r:id="rIds2qvypdwe4-jgfqpsn6pi">
+      <w:hyperlink w:history="1" r:id="rIdofe6syej1m7di_8knnkiu">
         <w:r>
           <w:rPr>
             <w:rStyle w:val="Hyperlink"/>
@@ -519,7 +519,7 @@
       <w:r>
         <w:t xml:space="preserve"> — modifié — </w:t>
       </w:r>
-      <w:hyperlink w:history="1" r:id="rIdzsy34j4jeokt4styot8ve">
+      <w:hyperlink w:history="1" r:id="rIdoa2hwbys7iww88tkck76p">
         <w:r>
           <w:rPr>
             <w:rStyle w:val="Hyperlink"/>
@@ -548,7 +548,7 @@
       <w:r>
         <w:t xml:space="preserve"> — modifié — </w:t>
       </w:r>
-      <w:hyperlink w:history="1" r:id="rIdctn1kcluepya2bnphsaqg">
+      <w:hyperlink w:history="1" r:id="rIdgldbt2ojkwz9iktqnmo_c">
         <w:r>
           <w:rPr>
             <w:rStyle w:val="Hyperlink"/>
@@ -577,7 +577,7 @@
       <w:r>
         <w:t xml:space="preserve"> — modifié — </w:t>
       </w:r>
-      <w:hyperlink w:history="1" r:id="rIdmkd3mlq-0wsagifq4wdsu">
+      <w:hyperlink w:history="1" r:id="rId5a4vojyd-hey4mix3u4kj">
         <w:r>
           <w:rPr>
             <w:rStyle w:val="Hyperlink"/>
@@ -614,7 +614,7 @@
       <w:r>
         <w:t xml:space="preserve"> — modifié — </w:t>
       </w:r>
-      <w:hyperlink w:history="1" r:id="rId6mammczd8nepinubjwzyj">
+      <w:hyperlink w:history="1" r:id="rIdytpufenp-aufzozcwwnbt">
         <w:r>
           <w:rPr>
             <w:rStyle w:val="Hyperlink"/>
@@ -643,7 +643,7 @@
       <w:r>
         <w:t xml:space="preserve"> — modifié — </w:t>
       </w:r>
-      <w:hyperlink w:history="1" r:id="rId6jrzmwjms0hjxx73w6bld">
+      <w:hyperlink w:history="1" r:id="rIdkgq_ijn55mzfodjsqvcud">
         <w:r>
           <w:rPr>
             <w:rStyle w:val="Hyperlink"/>
@@ -680,7 +680,7 @@
       <w:r>
         <w:t xml:space="preserve"> — modifié — </w:t>
       </w:r>
-      <w:hyperlink w:history="1" r:id="rId6qwy7pe6ozahpx1ptl_xn">
+      <w:hyperlink w:history="1" r:id="rIdqadtufudnykfhwbbncyd9">
         <w:r>
           <w:rPr>
             <w:rStyle w:val="Hyperlink"/>
@@ -709,7 +709,7 @@
       <w:r>
         <w:t xml:space="preserve"> — modifié — </w:t>
       </w:r>
-      <w:hyperlink w:history="1" r:id="rIdmetgttgcuvemwfj5pjosa">
+      <w:hyperlink w:history="1" r:id="rIdxfu1f9-7gz-gfhk5mxrqu">
         <w:r>
           <w:rPr>
             <w:rStyle w:val="Hyperlink"/>
@@ -738,7 +738,7 @@
       <w:r>
         <w:t xml:space="preserve"> — modifié — </w:t>
       </w:r>
-      <w:hyperlink w:history="1" r:id="rId-wubqzceuk6-mdx7mgtpp">
+      <w:hyperlink w:history="1" r:id="rIdxrc_1a4e-ofaepuan2all">
         <w:r>
           <w:rPr>
             <w:rStyle w:val="Hyperlink"/>

--- a/docs/developpement/phases/word/PHASE_59_STOCK_DES_EMBALLAGES.docx
+++ b/docs/developpement/phases/word/PHASE_59_STOCK_DES_EMBALLAGES.docx
@@ -18,9 +18,9 @@
         <w:shd w:fill="F6F3FF" w:color="auto" w:val="clear"/>
       </w:pPr>
       <w:r>
-        <w:t xml:space="preserve">FlaiX Expert · dossier de développement · généré le 2026-10-24 depuis le dépôt </w:t>
-      </w:r>
-      <w:hyperlink w:history="1" r:id="rIdjhiy_u-40r6vnbefggwfd">
+        <w:t xml:space="preserve">FlaiX Expert · dossier de développement · généré le 2026-10-25 depuis le dépôt </w:t>
+      </w:r>
+      <w:hyperlink w:history="1" r:id="rIdnsam0xl2xkoh7g-imcqxy">
         <w:r>
           <w:rPr>
             <w:rStyle w:val="Hyperlink"/>
@@ -397,7 +397,7 @@
           <w:numId w:val="2"/>
         </w:numPr>
       </w:pPr>
-      <w:hyperlink w:history="1" r:id="rIdvsnrr8-cpdllc4a8lo_6m">
+      <w:hyperlink w:history="1" r:id="rIdabkiok4rsy85ziw3bdxho">
         <w:r>
           <w:rPr>
             <w:rStyle w:val="Hyperlink"/>
@@ -445,7 +445,7 @@
       <w:r>
         <w:t xml:space="preserve"> — créé — </w:t>
       </w:r>
-      <w:hyperlink w:history="1" r:id="rIddxbzifiihzfuhcc49jgwl">
+      <w:hyperlink w:history="1" r:id="rIdqxyq7wfn9gojrpkdzbiw7">
         <w:r>
           <w:rPr>
             <w:rStyle w:val="Hyperlink"/>
@@ -482,7 +482,7 @@
       <w:r>
         <w:t xml:space="preserve"> — modifié — </w:t>
       </w:r>
-      <w:hyperlink w:history="1" r:id="rIdofe6syej1m7di_8knnkiu">
+      <w:hyperlink w:history="1" r:id="rIdeuereelbq5sp-btemphdj">
         <w:r>
           <w:rPr>
             <w:rStyle w:val="Hyperlink"/>
@@ -519,7 +519,7 @@
       <w:r>
         <w:t xml:space="preserve"> — modifié — </w:t>
       </w:r>
-      <w:hyperlink w:history="1" r:id="rIdoa2hwbys7iww88tkck76p">
+      <w:hyperlink w:history="1" r:id="rIdhyrjujzcotolqunnz2wyh">
         <w:r>
           <w:rPr>
             <w:rStyle w:val="Hyperlink"/>
@@ -548,7 +548,7 @@
       <w:r>
         <w:t xml:space="preserve"> — modifié — </w:t>
       </w:r>
-      <w:hyperlink w:history="1" r:id="rIdgldbt2ojkwz9iktqnmo_c">
+      <w:hyperlink w:history="1" r:id="rIdnorxdya7r9ifgpvujb2va">
         <w:r>
           <w:rPr>
             <w:rStyle w:val="Hyperlink"/>
@@ -577,7 +577,7 @@
       <w:r>
         <w:t xml:space="preserve"> — modifié — </w:t>
       </w:r>
-      <w:hyperlink w:history="1" r:id="rId5a4vojyd-hey4mix3u4kj">
+      <w:hyperlink w:history="1" r:id="rIdhv-o2twggl7vx2uxm-avt">
         <w:r>
           <w:rPr>
             <w:rStyle w:val="Hyperlink"/>
@@ -614,7 +614,7 @@
       <w:r>
         <w:t xml:space="preserve"> — modifié — </w:t>
       </w:r>
-      <w:hyperlink w:history="1" r:id="rIdytpufenp-aufzozcwwnbt">
+      <w:hyperlink w:history="1" r:id="rIdkdxgffa9n5v34rnidj3mf">
         <w:r>
           <w:rPr>
             <w:rStyle w:val="Hyperlink"/>
@@ -643,7 +643,7 @@
       <w:r>
         <w:t xml:space="preserve"> — modifié — </w:t>
       </w:r>
-      <w:hyperlink w:history="1" r:id="rIdkgq_ijn55mzfodjsqvcud">
+      <w:hyperlink w:history="1" r:id="rIdoquexjyb4bzajpj5anxkb">
         <w:r>
           <w:rPr>
             <w:rStyle w:val="Hyperlink"/>
@@ -680,7 +680,7 @@
       <w:r>
         <w:t xml:space="preserve"> — modifié — </w:t>
       </w:r>
-      <w:hyperlink w:history="1" r:id="rIdqadtufudnykfhwbbncyd9">
+      <w:hyperlink w:history="1" r:id="rIdmak6vgpyutjksj9lswgmz">
         <w:r>
           <w:rPr>
             <w:rStyle w:val="Hyperlink"/>
@@ -709,7 +709,7 @@
       <w:r>
         <w:t xml:space="preserve"> — modifié — </w:t>
       </w:r>
-      <w:hyperlink w:history="1" r:id="rIdxfu1f9-7gz-gfhk5mxrqu">
+      <w:hyperlink w:history="1" r:id="rIdbt7u200sjo_fcq_g9epli">
         <w:r>
           <w:rPr>
             <w:rStyle w:val="Hyperlink"/>
@@ -738,7 +738,7 @@
       <w:r>
         <w:t xml:space="preserve"> — modifié — </w:t>
       </w:r>
-      <w:hyperlink w:history="1" r:id="rIdxrc_1a4e-ofaepuan2all">
+      <w:hyperlink w:history="1" r:id="rIdfv78gn9z07qxg7swaa5jv">
         <w:r>
           <w:rPr>
             <w:rStyle w:val="Hyperlink"/>

--- a/docs/developpement/phases/word/PHASE_59_STOCK_DES_EMBALLAGES.docx
+++ b/docs/developpement/phases/word/PHASE_59_STOCK_DES_EMBALLAGES.docx
@@ -20,7 +20,7 @@
       <w:r>
         <w:t xml:space="preserve">FlaiX Expert · dossier de développement · généré le 2026-10-25 depuis le dépôt </w:t>
       </w:r>
-      <w:hyperlink w:history="1" r:id="rIdnsam0xl2xkoh7g-imcqxy">
+      <w:hyperlink w:history="1" r:id="rIdvj6tfcq2uksrriqfg-9vl">
         <w:r>
           <w:rPr>
             <w:rStyle w:val="Hyperlink"/>
@@ -397,7 +397,7 @@
           <w:numId w:val="2"/>
         </w:numPr>
       </w:pPr>
-      <w:hyperlink w:history="1" r:id="rIdabkiok4rsy85ziw3bdxho">
+      <w:hyperlink w:history="1" r:id="rIdsbgyrnk-cwsfvveremsrg">
         <w:r>
           <w:rPr>
             <w:rStyle w:val="Hyperlink"/>
@@ -445,7 +445,7 @@
       <w:r>
         <w:t xml:space="preserve"> — créé — </w:t>
       </w:r>
-      <w:hyperlink w:history="1" r:id="rIdqxyq7wfn9gojrpkdzbiw7">
+      <w:hyperlink w:history="1" r:id="rIdgronekmbvtckrg3y86bdp">
         <w:r>
           <w:rPr>
             <w:rStyle w:val="Hyperlink"/>
@@ -482,7 +482,7 @@
       <w:r>
         <w:t xml:space="preserve"> — modifié — </w:t>
       </w:r>
-      <w:hyperlink w:history="1" r:id="rIdeuereelbq5sp-btemphdj">
+      <w:hyperlink w:history="1" r:id="rIdc3cg8e9hswujsno_dskto">
         <w:r>
           <w:rPr>
             <w:rStyle w:val="Hyperlink"/>
@@ -519,7 +519,7 @@
       <w:r>
         <w:t xml:space="preserve"> — modifié — </w:t>
       </w:r>
-      <w:hyperlink w:history="1" r:id="rIdhyrjujzcotolqunnz2wyh">
+      <w:hyperlink w:history="1" r:id="rIdobyzuet82x7rqbbrmijc6">
         <w:r>
           <w:rPr>
             <w:rStyle w:val="Hyperlink"/>
@@ -548,7 +548,7 @@
       <w:r>
         <w:t xml:space="preserve"> — modifié — </w:t>
       </w:r>
-      <w:hyperlink w:history="1" r:id="rIdnorxdya7r9ifgpvujb2va">
+      <w:hyperlink w:history="1" r:id="rIdcfr6eiobssimr-a1o9y3y">
         <w:r>
           <w:rPr>
             <w:rStyle w:val="Hyperlink"/>
@@ -577,7 +577,7 @@
       <w:r>
         <w:t xml:space="preserve"> — modifié — </w:t>
       </w:r>
-      <w:hyperlink w:history="1" r:id="rIdhv-o2twggl7vx2uxm-avt">
+      <w:hyperlink w:history="1" r:id="rId5avthf4turyqdem3casha">
         <w:r>
           <w:rPr>
             <w:rStyle w:val="Hyperlink"/>
@@ -614,7 +614,7 @@
       <w:r>
         <w:t xml:space="preserve"> — modifié — </w:t>
       </w:r>
-      <w:hyperlink w:history="1" r:id="rIdkdxgffa9n5v34rnidj3mf">
+      <w:hyperlink w:history="1" r:id="rIddukadcmw2vdabb3vuola6">
         <w:r>
           <w:rPr>
             <w:rStyle w:val="Hyperlink"/>
@@ -643,7 +643,7 @@
       <w:r>
         <w:t xml:space="preserve"> — modifié — </w:t>
       </w:r>
-      <w:hyperlink w:history="1" r:id="rIdoquexjyb4bzajpj5anxkb">
+      <w:hyperlink w:history="1" r:id="rIdyvaaxdkgk_rdc1r1d0egq">
         <w:r>
           <w:rPr>
             <w:rStyle w:val="Hyperlink"/>
@@ -680,7 +680,7 @@
       <w:r>
         <w:t xml:space="preserve"> — modifié — </w:t>
       </w:r>
-      <w:hyperlink w:history="1" r:id="rIdmak6vgpyutjksj9lswgmz">
+      <w:hyperlink w:history="1" r:id="rIdt9qs1tuo72qmmabodoewq">
         <w:r>
           <w:rPr>
             <w:rStyle w:val="Hyperlink"/>
@@ -709,7 +709,7 @@
       <w:r>
         <w:t xml:space="preserve"> — modifié — </w:t>
       </w:r>
-      <w:hyperlink w:history="1" r:id="rIdbt7u200sjo_fcq_g9epli">
+      <w:hyperlink w:history="1" r:id="rIdxfte6npmhapgtu1xcfonu">
         <w:r>
           <w:rPr>
             <w:rStyle w:val="Hyperlink"/>
@@ -738,7 +738,7 @@
       <w:r>
         <w:t xml:space="preserve"> — modifié — </w:t>
       </w:r>
-      <w:hyperlink w:history="1" r:id="rIdfv78gn9z07qxg7swaa5jv">
+      <w:hyperlink w:history="1" r:id="rId-ou7ect_vianw8ljpxxhe">
         <w:r>
           <w:rPr>
             <w:rStyle w:val="Hyperlink"/>

--- a/docs/developpement/phases/word/PHASE_59_STOCK_DES_EMBALLAGES.docx
+++ b/docs/developpement/phases/word/PHASE_59_STOCK_DES_EMBALLAGES.docx
@@ -20,7 +20,7 @@
       <w:r>
         <w:t xml:space="preserve">FlaiX Expert · dossier de développement · généré le 2026-10-25 depuis le dépôt </w:t>
       </w:r>
-      <w:hyperlink w:history="1" r:id="rIdvj6tfcq2uksrriqfg-9vl">
+      <w:hyperlink w:history="1" r:id="rIdeeshxfvinohpadf_1g0es">
         <w:r>
           <w:rPr>
             <w:rStyle w:val="Hyperlink"/>
@@ -397,7 +397,7 @@
           <w:numId w:val="2"/>
         </w:numPr>
       </w:pPr>
-      <w:hyperlink w:history="1" r:id="rIdsbgyrnk-cwsfvveremsrg">
+      <w:hyperlink w:history="1" r:id="rIdrqdyy0rjbnktdcr_oshf1">
         <w:r>
           <w:rPr>
             <w:rStyle w:val="Hyperlink"/>
@@ -445,7 +445,7 @@
       <w:r>
         <w:t xml:space="preserve"> — créé — </w:t>
       </w:r>
-      <w:hyperlink w:history="1" r:id="rIdgronekmbvtckrg3y86bdp">
+      <w:hyperlink w:history="1" r:id="rIdysw5a1hde3yeg9g5pldxo">
         <w:r>
           <w:rPr>
             <w:rStyle w:val="Hyperlink"/>
@@ -482,7 +482,7 @@
       <w:r>
         <w:t xml:space="preserve"> — modifié — </w:t>
       </w:r>
-      <w:hyperlink w:history="1" r:id="rIdc3cg8e9hswujsno_dskto">
+      <w:hyperlink w:history="1" r:id="rId7robz4dpplpq_bmvn_fu-">
         <w:r>
           <w:rPr>
             <w:rStyle w:val="Hyperlink"/>
@@ -519,7 +519,7 @@
       <w:r>
         <w:t xml:space="preserve"> — modifié — </w:t>
       </w:r>
-      <w:hyperlink w:history="1" r:id="rIdobyzuet82x7rqbbrmijc6">
+      <w:hyperlink w:history="1" r:id="rIdvmsgyz6plckpmwbxs0n9u">
         <w:r>
           <w:rPr>
             <w:rStyle w:val="Hyperlink"/>
@@ -548,7 +548,7 @@
       <w:r>
         <w:t xml:space="preserve"> — modifié — </w:t>
       </w:r>
-      <w:hyperlink w:history="1" r:id="rIdcfr6eiobssimr-a1o9y3y">
+      <w:hyperlink w:history="1" r:id="rIdvijqc9l25s-3exid4wkrd">
         <w:r>
           <w:rPr>
             <w:rStyle w:val="Hyperlink"/>
@@ -577,7 +577,7 @@
       <w:r>
         <w:t xml:space="preserve"> — modifié — </w:t>
       </w:r>
-      <w:hyperlink w:history="1" r:id="rId5avthf4turyqdem3casha">
+      <w:hyperlink w:history="1" r:id="rIdf7oowlvkwgmapngtnwnli">
         <w:r>
           <w:rPr>
             <w:rStyle w:val="Hyperlink"/>
@@ -614,7 +614,7 @@
       <w:r>
         <w:t xml:space="preserve"> — modifié — </w:t>
       </w:r>
-      <w:hyperlink w:history="1" r:id="rIddukadcmw2vdabb3vuola6">
+      <w:hyperlink w:history="1" r:id="rId1ygfl32jalfatzx354sw-">
         <w:r>
           <w:rPr>
             <w:rStyle w:val="Hyperlink"/>
@@ -643,7 +643,7 @@
       <w:r>
         <w:t xml:space="preserve"> — modifié — </w:t>
       </w:r>
-      <w:hyperlink w:history="1" r:id="rIdyvaaxdkgk_rdc1r1d0egq">
+      <w:hyperlink w:history="1" r:id="rIdaiiydjyq8mjedo_fdci1q">
         <w:r>
           <w:rPr>
             <w:rStyle w:val="Hyperlink"/>
@@ -680,7 +680,7 @@
       <w:r>
         <w:t xml:space="preserve"> — modifié — </w:t>
       </w:r>
-      <w:hyperlink w:history="1" r:id="rIdt9qs1tuo72qmmabodoewq">
+      <w:hyperlink w:history="1" r:id="rIddx9ngb2q2rc5m0t0kjmo7">
         <w:r>
           <w:rPr>
             <w:rStyle w:val="Hyperlink"/>
@@ -709,7 +709,7 @@
       <w:r>
         <w:t xml:space="preserve"> — modifié — </w:t>
       </w:r>
-      <w:hyperlink w:history="1" r:id="rIdxfte6npmhapgtu1xcfonu">
+      <w:hyperlink w:history="1" r:id="rIdauhzu-5mdsckadas6e0tu">
         <w:r>
           <w:rPr>
             <w:rStyle w:val="Hyperlink"/>
@@ -738,7 +738,7 @@
       <w:r>
         <w:t xml:space="preserve"> — modifié — </w:t>
       </w:r>
-      <w:hyperlink w:history="1" r:id="rId-ou7ect_vianw8ljpxxhe">
+      <w:hyperlink w:history="1" r:id="rIdbcn-o4644ne9mgzgqtmij">
         <w:r>
           <w:rPr>
             <w:rStyle w:val="Hyperlink"/>
